--- a/HIDROCARBUROS/docs/diccionarios/PP_canon_nivel_gobierno_mef_anio.docx
+++ b/HIDROCARBUROS/docs/diccionarios/PP_canon_nivel_gobierno_mef_anio.docx
@@ -130,7 +130,7 @@
           <w:sz w:val="24"/>
           <w:szCs w:val="24"/>
         </w:rPr>
-        <w:t xml:space="preserve">Notebook PP_MEF_Canon_Municipal.ipynb (lectura por URL, como los scrapers de FISCAL). Desde 2007: fuente 5 → rubro 18 → tipos «5» y «K» de canon y sobrecanon petrolero; 2003–2006: fuente 01 → tipo «4» (petrolero) y, en 2005–2006, «0: NORMAL» (todos los canones) cuando el petrolero no llega a gobiernos locales. Se acumula por año. Control: suma de niveles = total del tipo de recurso (CONTROL PP canon_nivel_gobierno_mef.csv).</w:t>
+        <w:t xml:space="preserve">Notebook PP_MEF_Canon_Municipal.ipynb: navega con requests el formulario ASP.NET de la Consulta Amigable de Ingresos, como el navegador (la consulta ignora los filtros puestos en la URL). Desde 2007: fuente 5 → rubro 18 → tipos «5» y «K» de canon y sobrecanon petrolero; 2003–2006: fuente 01 → tipo «4» (petrolero) y, en 2005–2006, «0: NORMAL» (todos los canones). 2003–2004 no tienen «Nivel de Gobierno»: se registra el reparto por sector y pliego (2003: todo al Consejo Nacional de Descentralización), con NIVEL_GOBIERNO «SIN NIVEL EN LA CONSULTA · sector › pliego». Se acumula por año. Control: suma de niveles = total del tipo de recurso (CONTROL PP canon_nivel_gobierno_mef.csv).</w:t>
       </w:r>
     </w:p>
     <w:p>
